--- a/Course_Structures/19_Graphics_Design.docx
+++ b/Course_Structures/19_Graphics_Design.docx
@@ -558,7 +558,7 @@
           <w:color w:val="666666"/>
           <w:sz w:val="20"/>
         </w:rPr>
-        <w:t xml:space="preserve">  |  worldwithweb.com/courses  |  +91 9872606864</w:t>
+        <w:t xml:space="preserve">  |  worldwithweb.com  |  +91 9872606864</w:t>
       </w:r>
     </w:p>
     <w:sectPr>
